--- a/Harsha 3424 Resume.docx
+++ b/Harsha 3424 Resume.docx
@@ -1087,7 +1087,7 @@
           <w:rFonts w:ascii="Times New Roman" w:hAnsi="Times New Roman" w:cs="Times New Roman"/>
         </w:rPr>
         <w:pict w14:anchorId="679587C4">
-          <v:rect id="_x0000_i1042" style="width:0;height:1.5pt" o:hralign="center" o:bullet="t" o:hrstd="t" o:hr="t" fillcolor="#a0a0a0" stroked="f"/>
+          <v:rect id="_x0000_i1029" style="width:0;height:1.5pt" o:hralign="center" o:bullet="t" o:hrstd="t" o:hr="t" fillcolor="#a0a0a0" stroked="f"/>
         </w:pict>
       </w:r>
       <w:r>
@@ -1228,7 +1228,7 @@
           <w:rFonts w:ascii="Times New Roman" w:hAnsi="Times New Roman" w:cs="Times New Roman"/>
         </w:rPr>
         <w:pict w14:anchorId="6E8652F3">
-          <v:rect id="_x0000_i1043" style="width:0;height:1.5pt" o:hralign="center" o:bullet="t" o:hrstd="t" o:hr="t" fillcolor="#a0a0a0" stroked="f"/>
+          <v:rect id="_x0000_i1030" style="width:0;height:1.5pt" o:hralign="center" o:bullet="t" o:hrstd="t" o:hr="t" fillcolor="#a0a0a0" stroked="f"/>
         </w:pict>
       </w:r>
     </w:p>
@@ -1248,76 +1248,19 @@
         <w:rPr>
           <w:rFonts w:ascii="Times New Roman" w:hAnsi="Times New Roman" w:cs="Times New Roman"/>
         </w:rPr>
-        <w:t>Genesys Cloud CX: Professional Certification                                                                                                   Jun 2026</w:t>
-      </w:r>
-    </w:p>
-    <w:p>
-      <w:pPr>
-        <w:pStyle w:val="ListParagraph"/>
-        <w:numPr>
-          <w:ilvl w:val="0"/>
-          <w:numId w:val="31"/>
-        </w:numPr>
-        <w:jc w:val="both"/>
-        <w:rPr>
-          <w:rFonts w:ascii="Times New Roman" w:hAnsi="Times New Roman" w:cs="Times New Roman"/>
-        </w:rPr>
-      </w:pPr>
-      <w:r>
-        <w:rPr>
-          <w:rFonts w:ascii="Times New Roman" w:hAnsi="Times New Roman" w:cs="Times New Roman"/>
-        </w:rPr>
-        <w:t>Cyara Certified Expert –</w:t>
-      </w:r>
-      <w:r>
-        <w:rPr>
-          <w:rFonts w:ascii="Times New Roman" w:hAnsi="Times New Roman" w:cs="Times New Roman"/>
-        </w:rPr>
-        <w:t xml:space="preserve"> Outbound Testing</w:t>
+        <w:t>Cyara Certified Expert – Outbound Testing</w:t>
+      </w:r>
+      <w:r>
+        <w:rPr>
+          <w:rFonts w:ascii="Times New Roman" w:hAnsi="Times New Roman" w:cs="Times New Roman"/>
+        </w:rPr>
+        <w:t>.</w:t>
       </w:r>
       <w:r>
         <w:rPr>
           <w:rFonts w:ascii="Times New Roman" w:hAnsi="Times New Roman" w:cs="Times New Roman"/>
         </w:rPr>
         <w:t xml:space="preserve">                                                                                                        July 2027</w:t>
-      </w:r>
-    </w:p>
-    <w:p>
-      <w:pPr>
-        <w:pStyle w:val="ListParagraph"/>
-        <w:numPr>
-          <w:ilvl w:val="0"/>
-          <w:numId w:val="31"/>
-        </w:numPr>
-        <w:jc w:val="both"/>
-        <w:rPr>
-          <w:rFonts w:ascii="Times New Roman" w:hAnsi="Times New Roman" w:cs="Times New Roman"/>
-        </w:rPr>
-      </w:pPr>
-      <w:r>
-        <w:rPr>
-          <w:rFonts w:ascii="Times New Roman" w:hAnsi="Times New Roman" w:cs="Times New Roman"/>
-        </w:rPr>
-        <w:t>Cyara Certified Expert – Virtual Agent Testing                                                                                                 Feb 2026</w:t>
-      </w:r>
-    </w:p>
-    <w:p>
-      <w:pPr>
-        <w:pStyle w:val="ListParagraph"/>
-        <w:numPr>
-          <w:ilvl w:val="0"/>
-          <w:numId w:val="31"/>
-        </w:numPr>
-        <w:jc w:val="both"/>
-        <w:rPr>
-          <w:rFonts w:ascii="Times New Roman" w:hAnsi="Times New Roman" w:cs="Times New Roman"/>
-        </w:rPr>
-      </w:pPr>
-      <w:r>
-        <w:rPr>
-          <w:rFonts w:ascii="Times New Roman" w:hAnsi="Times New Roman" w:cs="Times New Roman"/>
-        </w:rPr>
-        <w:t>Cyara Certified Expert – IVR Performance Testing                                                                                            Oct 2025</w:t>
       </w:r>
     </w:p>
     <w:p>
@@ -1407,6 +1350,81 @@
     </w:p>
     <w:p>
       <w:pPr>
+        <w:pStyle w:val="ListParagraph"/>
+        <w:numPr>
+          <w:ilvl w:val="0"/>
+          <w:numId w:val="31"/>
+        </w:numPr>
+        <w:jc w:val="both"/>
+        <w:rPr>
+          <w:rFonts w:ascii="Times New Roman" w:hAnsi="Times New Roman" w:cs="Times New Roman"/>
+        </w:rPr>
+      </w:pPr>
+      <w:r>
+        <w:rPr>
+          <w:rFonts w:ascii="Times New Roman" w:hAnsi="Times New Roman" w:cs="Times New Roman"/>
+        </w:rPr>
+        <w:t>Genesys Cloud CX</w:t>
+      </w:r>
+      <w:r>
+        <w:rPr>
+          <w:rFonts w:ascii="Times New Roman" w:hAnsi="Times New Roman" w:cs="Times New Roman"/>
+        </w:rPr>
+        <w:t xml:space="preserve"> </w:t>
+      </w:r>
+      <w:r>
+        <w:rPr>
+          <w:rFonts w:ascii="Times New Roman" w:hAnsi="Times New Roman" w:cs="Times New Roman"/>
+        </w:rPr>
+        <w:t>--</w:t>
+      </w:r>
+      <w:r>
+        <w:rPr>
+          <w:rFonts w:ascii="Times New Roman" w:hAnsi="Times New Roman" w:cs="Times New Roman"/>
+        </w:rPr>
+        <w:t xml:space="preserve"> Professional Certification                                                                                                   Jun 2026</w:t>
+      </w:r>
+    </w:p>
+    <w:p>
+      <w:pPr>
+        <w:pStyle w:val="ListParagraph"/>
+        <w:numPr>
+          <w:ilvl w:val="0"/>
+          <w:numId w:val="31"/>
+        </w:numPr>
+        <w:jc w:val="both"/>
+        <w:rPr>
+          <w:rFonts w:ascii="Times New Roman" w:hAnsi="Times New Roman" w:cs="Times New Roman"/>
+        </w:rPr>
+      </w:pPr>
+      <w:r>
+        <w:rPr>
+          <w:rFonts w:ascii="Times New Roman" w:hAnsi="Times New Roman" w:cs="Times New Roman"/>
+        </w:rPr>
+        <w:t>Cyara Certified Expert – Virtual Agent Testing                                                                                                 Feb 2026</w:t>
+      </w:r>
+    </w:p>
+    <w:p>
+      <w:pPr>
+        <w:pStyle w:val="ListParagraph"/>
+        <w:numPr>
+          <w:ilvl w:val="0"/>
+          <w:numId w:val="31"/>
+        </w:numPr>
+        <w:jc w:val="both"/>
+        <w:rPr>
+          <w:rFonts w:ascii="Times New Roman" w:hAnsi="Times New Roman" w:cs="Times New Roman"/>
+        </w:rPr>
+      </w:pPr>
+      <w:r>
+        <w:rPr>
+          <w:rFonts w:ascii="Times New Roman" w:hAnsi="Times New Roman" w:cs="Times New Roman"/>
+        </w:rPr>
+        <w:t>Cyara Certified Expert – IVR Performance Testing                                                                                            Oct 2025</w:t>
+      </w:r>
+    </w:p>
+    <w:p>
+      <w:pPr>
         <w:spacing w:after="0"/>
         <w:rPr>
           <w:rFonts w:ascii="Times New Roman" w:eastAsia="Times New Roman" w:hAnsi="Times New Roman" w:cs="Times New Roman"/>
@@ -1428,39 +1446,27 @@
           <w:szCs w:val="24"/>
           <w:lang w:val="en-GB"/>
         </w:rPr>
-        <w:br/>
-      </w:r>
-      <w:r>
-        <w:rPr>
-          <w:rFonts w:ascii="Times New Roman" w:eastAsia="Times New Roman" w:hAnsi="Times New Roman" w:cs="Times New Roman"/>
-          <w:b/>
-          <w:bCs/>
-          <w:color w:val="0070C0"/>
+        <w:t>PROFESSIONAL EXPERIENCE </w:t>
+      </w:r>
+    </w:p>
+    <w:p>
+      <w:pPr>
+        <w:spacing w:after="0" w:line="240" w:lineRule="auto"/>
+        <w:jc w:val="both"/>
+        <w:rPr>
+          <w:rFonts w:ascii="Times New Roman" w:hAnsi="Times New Roman" w:cs="Times New Roman"/>
           <w:sz w:val="24"/>
           <w:szCs w:val="24"/>
-          <w:lang w:val="en-GB"/>
-        </w:rPr>
-        <w:t>PROFESSIONAL EXPERIENCE </w:t>
-      </w:r>
-    </w:p>
-    <w:p>
-      <w:pPr>
-        <w:spacing w:after="0" w:line="240" w:lineRule="auto"/>
-        <w:jc w:val="both"/>
+        </w:rPr>
+      </w:pPr>
+      <w:r>
         <w:rPr>
           <w:rFonts w:ascii="Times New Roman" w:hAnsi="Times New Roman" w:cs="Times New Roman"/>
           <w:sz w:val="24"/>
           <w:szCs w:val="24"/>
         </w:rPr>
-      </w:pPr>
-      <w:r>
-        <w:rPr>
-          <w:rFonts w:ascii="Times New Roman" w:hAnsi="Times New Roman" w:cs="Times New Roman"/>
-          <w:sz w:val="24"/>
-          <w:szCs w:val="24"/>
-        </w:rPr>
         <w:pict w14:anchorId="213BED39">
-          <v:rect id="_x0000_i1047" style="width:0;height:1.5pt" o:hralign="center" o:bullet="t" o:hrstd="t" o:hr="t" fillcolor="#a0a0a0" stroked="f"/>
+          <v:rect id="_x0000_i1031" style="width:0;height:1.5pt" o:hralign="center" o:bullet="t" o:hrstd="t" o:hr="t" fillcolor="#a0a0a0" stroked="f"/>
         </w:pict>
       </w:r>
     </w:p>
@@ -1637,15 +1643,7 @@
                 <w:bCs/>
                 <w:color w:val="121416"/>
               </w:rPr>
-              <w:t>June</w:t>
-            </w:r>
-            <w:r>
-              <w:rPr>
-                <w:rFonts w:ascii="Times New Roman" w:eastAsia="Arial" w:hAnsi="Times New Roman" w:cs="Times New Roman"/>
-                <w:bCs/>
-                <w:color w:val="121416"/>
-              </w:rPr>
-              <w:t xml:space="preserve"> 2022 </w:t>
+              <w:t xml:space="preserve">June 2022 </w:t>
             </w:r>
             <w:r>
               <w:rPr>
@@ -1663,16 +1661,6 @@
       <w:pPr>
         <w:spacing w:after="0"/>
         <w:rPr>
-          <w:rFonts w:ascii="Times New Roman" w:eastAsia="Arial" w:hAnsi="Times New Roman" w:cs="Times New Roman"/>
-          <w:b/>
-          <w:color w:val="121416"/>
-        </w:rPr>
-      </w:pPr>
-    </w:p>
-    <w:p>
-      <w:pPr>
-        <w:spacing w:after="0"/>
-        <w:rPr>
           <w:rFonts w:ascii="Times New Roman" w:eastAsia="Times New Roman" w:hAnsi="Times New Roman" w:cs="Times New Roman"/>
           <w:b/>
           <w:bCs/>
@@ -1682,10 +1670,7 @@
           <w:lang w:val="en-GB"/>
         </w:rPr>
       </w:pPr>
-    </w:p>
-    <w:p>
-      <w:pPr>
-        <w:spacing w:after="0"/>
+      <w:r>
         <w:rPr>
           <w:rFonts w:ascii="Times New Roman" w:eastAsia="Times New Roman" w:hAnsi="Times New Roman" w:cs="Times New Roman"/>
           <w:b/>
@@ -1695,11 +1680,10 @@
           <w:szCs w:val="24"/>
           <w:lang w:val="en-GB"/>
         </w:rPr>
-      </w:pPr>
-    </w:p>
-    <w:p>
-      <w:pPr>
-        <w:spacing w:after="0"/>
+        <w:lastRenderedPageBreak/>
+        <w:t>PR</w:t>
+      </w:r>
+      <w:r>
         <w:rPr>
           <w:rFonts w:ascii="Times New Roman" w:eastAsia="Times New Roman" w:hAnsi="Times New Roman" w:cs="Times New Roman"/>
           <w:b/>
@@ -1709,29 +1693,6 @@
           <w:szCs w:val="24"/>
           <w:lang w:val="en-GB"/>
         </w:rPr>
-      </w:pPr>
-      <w:r>
-        <w:rPr>
-          <w:rFonts w:ascii="Times New Roman" w:eastAsia="Times New Roman" w:hAnsi="Times New Roman" w:cs="Times New Roman"/>
-          <w:b/>
-          <w:bCs/>
-          <w:color w:val="0070C0"/>
-          <w:sz w:val="24"/>
-          <w:szCs w:val="24"/>
-          <w:lang w:val="en-GB"/>
-        </w:rPr>
-        <w:t>PR</w:t>
-      </w:r>
-      <w:r>
-        <w:rPr>
-          <w:rFonts w:ascii="Times New Roman" w:eastAsia="Times New Roman" w:hAnsi="Times New Roman" w:cs="Times New Roman"/>
-          <w:b/>
-          <w:bCs/>
-          <w:color w:val="0070C0"/>
-          <w:sz w:val="24"/>
-          <w:szCs w:val="24"/>
-          <w:lang w:val="en-GB"/>
-        </w:rPr>
         <w:t>OJECTS</w:t>
       </w:r>
     </w:p>
@@ -1755,7 +1716,7 @@
           <w:szCs w:val="24"/>
         </w:rPr>
         <w:pict w14:anchorId="42FE5709">
-          <v:rect id="_x0000_i1030" style="width:0;height:1.5pt" o:hralign="center" o:hrstd="t" o:hr="t" fillcolor="#a0a0a0" stroked="f"/>
+          <v:rect id="_x0000_i1032" style="width:0;height:1.5pt" o:hralign="center" o:hrstd="t" o:hr="t" fillcolor="#a0a0a0" stroked="f"/>
         </w:pict>
       </w:r>
     </w:p>
@@ -3997,17 +3958,17 @@
 <w:numbering xmlns:wpc="http://schemas.microsoft.com/office/word/2010/wordprocessingCanvas" xmlns:cx="http://schemas.microsoft.com/office/drawing/2014/chartex" xmlns:cx1="http://schemas.microsoft.com/office/drawing/2015/9/8/chartex" xmlns:cx2="http://schemas.microsoft.com/office/drawing/2015/10/21/chartex" xmlns:cx3="http://schemas.microsoft.com/office/drawing/2016/5/9/chartex" xmlns:cx4="http://schemas.microsoft.com/office/drawing/2016/5/10/chartex" xmlns:cx5="http://schemas.microsoft.com/office/drawing/2016/5/11/chartex" xmlns:cx6="http://schemas.microsoft.com/office/drawing/2016/5/12/chartex" xmlns:cx7="http://schemas.microsoft.com/office/drawing/2016/5/13/chartex" xmlns:cx8="http://schemas.microsoft.com/office/drawing/2016/5/14/chartex" xmlns:mc="http://schemas.openxmlformats.org/markup-compatibility/2006" xmlns:aink="http://schemas.microsoft.com/office/drawing/2016/ink" xmlns:am3d="http://schemas.microsoft.com/office/drawing/2017/model3d" xmlns:o="urn:schemas-microsoft-com:office:office" xmlns:oel="http://schemas.microsoft.com/office/2019/extlst" xmlns:r="http://schemas.openxmlformats.org/officeDocument/2006/relationships" xmlns:m="http://schemas.openxmlformats.org/officeDocument/2006/math" xmlns:v="urn:schemas-microsoft-com:vml" xmlns:wp14="http://schemas.microsoft.com/office/word/2010/wordprocessingDrawing" xmlns:wp="http://schemas.openxmlformats.org/drawingml/2006/wordprocessingDrawing" xmlns:w10="urn:schemas-microsoft-com:office:word" xmlns:w="http://schemas.openxmlformats.org/wordprocessingml/2006/main" xmlns:w14="http://schemas.microsoft.com/office/word/2010/wordml" xmlns:w15="http://schemas.microsoft.com/office/word/2012/wordml" xmlns:w16cex="http://schemas.microsoft.com/office/word/2018/wordml/cex" xmlns:w16cid="http://schemas.microsoft.com/office/word/2016/wordml/cid" xmlns:w16="http://schemas.microsoft.com/office/word/2018/wordml" xmlns:w16du="http://schemas.microsoft.com/office/word/2023/wordml/word16du" xmlns:w16sdtdh="http://schemas.microsoft.com/office/word/2020/wordml/sdtdatahash" xmlns:w16sdtfl="http://schemas.microsoft.com/office/word/2024/wordml/sdtformatlock" xmlns:w16se="http://schemas.microsoft.com/office/word/2015/wordml/symex" xmlns:wpg="http://schemas.microsoft.com/office/word/2010/wordprocessingGroup" xmlns:wpi="http://schemas.microsoft.com/office/word/2010/wordprocessingInk" xmlns:wne="http://schemas.microsoft.com/office/word/2006/wordml" xmlns:wps="http://schemas.microsoft.com/office/word/2010/wordprocessingShape" mc:Ignorable="w14 w15 w16se w16cid w16 w16cex w16sdtdh w16sdtfl w16du wp14">
   <w:numPicBullet w:numPicBulletId="0">
     <w:pict>
-      <v:rect id="_x0000_i1155" style="width:0;height:1.5pt" o:hralign="center" o:bullet="t" o:hrstd="t" o:hr="t" fillcolor="#a0a0a0" stroked="f"/>
+      <v:rect id="_x0000_i1026" style="width:0;height:1.5pt" o:hralign="center" o:bullet="t" o:hrstd="t" o:hr="t" fillcolor="#a0a0a0" stroked="f"/>
     </w:pict>
   </w:numPicBullet>
   <w:numPicBullet w:numPicBulletId="1">
     <w:pict>
-      <v:rect id="_x0000_i1156" style="width:0;height:1.5pt" o:hralign="center" o:bullet="t" o:hrstd="t" o:hr="t" fillcolor="#a0a0a0" stroked="f"/>
+      <v:rect id="_x0000_i1027" style="width:0;height:1.5pt" o:hralign="center" o:bullet="t" o:hrstd="t" o:hr="t" fillcolor="#a0a0a0" stroked="f"/>
     </w:pict>
   </w:numPicBullet>
   <w:numPicBullet w:numPicBulletId="2">
     <w:pict>
-      <v:rect id="_x0000_i1157" style="width:0;height:1.5pt" o:hralign="center" o:bullet="t" o:hrstd="t" o:hr="t" fillcolor="#a0a0a0" stroked="f"/>
+      <v:rect id="_x0000_i1028" style="width:0;height:1.5pt" o:hralign="center" o:bullet="t" o:hrstd="t" o:hr="t" fillcolor="#a0a0a0" stroked="f"/>
     </w:pict>
   </w:numPicBullet>
   <w:abstractNum w:abstractNumId="0" w15:restartNumberingAfterBreak="0">
